--- a/curriculos/Curriculo 115-03/microcurriculos/VI SEMESTRE/1155611_Proyecto_Social_En_Ing_De_Sistemas.docx
+++ b/curriculos/Curriculo 115-03/microcurriculos/VI SEMESTRE/1155611_Proyecto_Social_En_Ing_De_Sistemas.docx
@@ -1235,7 +1235,7 @@
                 <w:szCs w:val="15"/>
                 <w:rtl w:val="0"/>
               </w:rPr>
-              <w:t xml:space="preserve">3</w:t>
+              <w:t xml:space="preserve">2</w:t>
             </w:r>
           </w:p>
         </w:tc>
@@ -1533,7 +1533,7 @@
                 <w:szCs w:val="15"/>
                 <w:rtl w:val="0"/>
               </w:rPr>
-              <w:t xml:space="preserve">48</w:t>
+              <w:t xml:space="preserve">32</w:t>
             </w:r>
           </w:p>
         </w:tc>
@@ -1884,7 +1884,7 @@
                 <w:szCs w:val="15"/>
                 <w:rtl w:val="0"/>
               </w:rPr>
-              <w:t xml:space="preserve">96</w:t>
+              <w:t xml:space="preserve">64</w:t>
             </w:r>
           </w:p>
         </w:tc>
@@ -1974,7 +1974,7 @@
                 <w:szCs w:val="15"/>
                 <w:rtl w:val="0"/>
               </w:rPr>
-              <w:t xml:space="preserve">144</w:t>
+              <w:t xml:space="preserve">96</w:t>
             </w:r>
           </w:p>
         </w:tc>
